--- a/rus/docx/58.content.docx
+++ b/rus/docx/58.content.docx
@@ -11,6 +11,15 @@
         <w:pStyle w:val="Heading2"/>
       </w:pPr>
       <w:r>
+        <w:t>Resource: Заметки к учебнику (Тиндейл)</w:t>
+      </w:r>
+      <w:r/>
+    </w:p>
+    <w:p>
+      <w:pPr>
+        <w:pStyle w:val="Heading2"/>
+      </w:pPr>
+      <w:r>
         <w:t>License Information</w:t>
       </w:r>
       <w:r/>
@@ -21,7 +30,7 @@
         <w:rPr>
           <w:b/>
         </w:rPr>
-        <w:t>Study Notes (Tyndale)</w:t>
+        <w:t>Заметки к учебнику (Тиндейл)</w:t>
       </w:r>
       <w:r>
         <w:t xml:space="preserve"> (Russian) is based on</w:t>
@@ -74,7 +83,7 @@
         <w:pStyle w:val="Heading1"/>
       </w:pPr>
       <w:r>
-        <w:t>Study Notes (Tyndale)</w:t>
+        <w:t>Заметки к учебнику (Тиндейл)</w:t>
       </w:r>
     </w:p>
     <w:p>
@@ -83,6 +92,51 @@
           <w:headerReference w:type="even" r:id="rId8"/>
           <w:headerReference w:type="default" r:id="rId9"/>
           <w:footerReference w:type="default" r:id="rId10"/>
+          <w:footnotePr>
+            <w:numRestart w:val="eachSect"/>
+          </w:footnotePr>
+          <w:type w:val="continuous"/>
+          <w:pgSz w:w="12240" w:h="15840" w:code="1"/>
+          <w:pgMar w:top="1440" w:right="1440" w:bottom="1440" w:left="1440" w:header="504" w:footer="504" w:gutter="0"/>
+          <w:cols w:space="708"/>
+          <w:titlePg/>
+          <w:docGrid w:linePitch="360"/>
+        </w:sectPr>
+      </w:pPr>
+    </w:p>
+    <w:p>
+      <w:r/>
+    </w:p>
+    <w:p>
+      <w:pPr>
+        <w:pStyle w:val="Heading2"/>
+      </w:pPr>
+      <w:r>
+        <w:t>HEB</w:t>
+      </w:r>
+      <w:r/>
+    </w:p>
+    <w:p>
+      <w:r/>
+      <w:r>
+        <w:rPr>
+          <w:i/>
+        </w:rPr>
+        <w:t>Евреям 1:1, Евреям 1:1–2, Евреям 1:1–4, Евреям 1:2, Евреям 1:3, Евреям 1:4, Евреям 1:5, Евреям 1:5–14, Евреям 1:6, Евреям 1:7, Евреям 1:8–9, Евреям 1:10–12, Евреям 1:13, Евреям 1:14, Евреям 2:1, Евреям 2:1–4, Евреям 2:2, Евреям 2:3, Евреям 2:4, Евреям 2:5, Евреям 2:5–9, Евреям 2:6, Евреям 2:6–8, Евреям 2:7, Евреям 2:8, Евреям 2:9, Евреям 2:10, Евреям 2:10–18, Евреям 2:11, Евреям 2:12, Евреям 2:13, Евреям 2:14–15, Евреям 2:16, Евреям 2:17–18, Евреям 3:1, Евреям 3:1–6, Евреям 3:2, Евреям 3:3–6, Евреям 3:6, Евреям 3:7–19, Евреям 3:8, Евреям 3:9–10, Евреям 3:11, Евреям 3:12, Евреям 3:12–19, Евреям 3:13, Евреям 3:14, Евреям 3:15, Евреям 3:16–19, Евреям 3:19, Евреям 4:1, Евреям 4:1–2, Евреям 4:2, Евреям 4:3, Евреям 4:4, Евреям 4:5, Евреям 4:6, Евреям 4:7, Евреям 4:8, Евреям 4:9, Евреям 4:10, Евреям 4:11, Евреям 4:12–13, Евреям 4:13, Евреям 4:14, Евреям 4:14–16, Евреям 4:15, Евреям 4:16, Евреям 5:1, Евреям 5:1–10, Евреям 5:2, Евреям 5:3, Евреям 5:4, Евреям 5:5–6, Евреям 5:7, Евреям 5:7–10, Евреям 5:8, Евреям 5:9, Евреям 5:10, Евреям 5:11, Евреям 5:11–6:3, Евреям 5:11–6:20, Евреям 5:12, Евреям 5:14, Евреям 6:1, Евреям 6:1–3, Евреям 6:2, Евреям 6:3, Евреям 6:4, Евреям 6:4–8, Евреям 6:5, Евреям 6:6, Евреям 6:7–8, Евреям 6:9, Евреям 6:9–12, Евреям 6:10, Евреям 6:11, Евреям 6:12, Евреям 6:13–14, Евреям 6:13–20, Евреям 6:15, Евреям 6:16, Евреям 6:17–18, Евреям 6:19–20, Евреям 7:1, Евреям 7:1–10, Евреям 7:1–28, Евреям 7:2, Евреям 7:3, Евреям 7:4, Евреям 7:5–6, Евреям 7:6–7, Евреям 7:8, Евреям 7:9–10, Евреям 7:11, Евреям 7:11–28, Евреям 7:12, Евреям 7:13–14, Евреям 7:15–17, Евреям 7:18, Евреям 7:19, Евреям 7:19–28, Евреям 7:20–21, Евреям 7:22, Евреям 7:23–24, Евреям 7:25, Евреям 7:26–27, Евреям 7:28, Евреям 8:1–2, Евреям 8:1–10:18, Евреям 8:3, Евреям 8:4, Евреям 8:5, Евреям 8:6, Евреям 8:7, Евреям 8:7–13, Евреям 8:8, Евреям 8:9, Евреям 8:10, Евреям 8:11, Евреям 8:12, Евреям 8:13, Евреям 9:1–5, Евреям 9:1–10:18, Евреям 9:2, Евреям 9:3, Евреям 9:4, Евреям 9:5, Евреям 9:6–8, Евреям 9:7, Евреям 9:8, Евреям 9:9, Евреям 9:10, Евреям 9:11, Евреям 9:11–10:18, Евреям 9:12, Евреям 9:13, Евреям 9:14, Евреям 9:15, Евреям 9:16–22, Евреям 9:18–19, Евреям 9:20, Евреям 9:21, Евреям 9:22, Евреям 9:23, Евреям 9:24, Евреям 9:25–26, Евреям 9:26, Евреям 9:27–28, Евреям 10:1, Евреям 10:2, Евреям 10:3, Евреям 10:4, Евреям 10:5, Евреям 10:5–7, Евреям 10:8–10, Евреям 10:11, Евреям 10:11–14, Евреям 10:12–13, Евреям 10:14, Евреям 10:15–17, Евреям 10:18, Евреям 10:19, Евреям 10:19–25, Евреям 10:20, Евреям 10:21, Евреям 10:22, Евреям 10:23, Евреям 10:24, Евреям 10:25, Евреям 10:26–27, Евреям 10:26–31, Евреям 10:28–29, Евреям 10:30–31, Евреям 10:32, Евреям 10:32–39, Евреям 10:33, Евреям 10:34, Евреям 10:35–36, Евреям 10:37–38, Евреям 10:39, Евреям 11:1, Евреям 11:1–40, Евреям 11:2, Евреям 11:3, Евреям 11:4, Евреям 11:5, Евреям 11:6, Евреям 11:7, Евреям 11:8, Евреям 11:9–10, Евреям 11:12, Евреям 11:13, Евреям 11:13–16, Евреям 11:14–16, Евреям 11:17–19, Евреям 11:17–31, Евреям 11:19, Евреям 11:20, Евреям 11:21, Евреям 11:22, Евреям 11:23, Евреям 11:24–25, Евреям 11:26, Евреям 11:27, Евреям 11:28, Евреям 11:29, Евреям 11:30, Евреям 11:31, Евреям 11:32, Евреям 11:32–40, Евреям 11:33, Евреям 11:34, Евреям 11:35, Евреям 11:37, Евреям 11:38, Евреям 11:39–40, Евреям 12:1, Евреям 12:1–17, Евреям 12:2, Евреям 12:3, Евреям 12:4, Евреям 12:5–6, Евреям 12:7–8, Евреям 12:9, Евреям 12:10–11, Евреям 12:12–13, Евреям 12:14, Евреям 12:15, Евреям 12:16, Евреям 12:17, Евреям 12:18, Евреям 12:18–24, Евреям 12:19, Евреям 12:22, Евреям 12:23, Евреям 12:24, Евреям 12:25, Евреям 12:25–29, Евреям 12:26–27, Евреям 12:28–29, Евреям 13:1, Евреям 13:1–6, Евреям 13:2, Евреям 13:3, Евреям 13:4, Евреям 13:5, Евреям 13:6, Евреям 13:7, Евреям 13:7–19, Евреям 13:8, Евреям 13:9–10, Евреям 13:11–12, Евреям 13:13, Евреям 13:14, Евреям 13:15, Евреям 13:15–16, Евреям 13:16, Евреям 13:17, Евреям 13:18–19, Евреям 13:20–21, Евреям 13:22, Евреям 13:23, Евреям 13:24–25</w:t>
+      </w:r>
+      <w:r/>
+    </w:p>
+    <w:p>
+      <w:r/>
+      <w:r>
+        <w:t xml:space="preserve"> </w:t>
+      </w:r>
+      <w:r/>
+      <w:r/>
+    </w:p>
+    <w:p>
+      <w:pPr>
+        <w:sectPr>
           <w:footnotePr>
             <w:numRestart w:val="eachSect"/>
           </w:footnotePr>

--- a/rus/docx/58.content.docx
+++ b/rus/docx/58.content.docx
@@ -163,13 +163,6 @@
         <w:rPr>
           <w:lang w:val="ru_RU" w:bidi="ru_RU"/>
         </w:rPr>
-      </w:r>
-      <w:r>
-        <w:rPr>
-          <w:i/>
-          <w:lang w:val="ru_RU" w:bidi="ru_RU"/>
-        </w:rPr>
-        <w:t>Евреям 1:1, Евреям 1:1–2, Евреям 1:1–4, Евреям 1:2, Евреям 1:3, Евреям 1:4, Евреям 1:5, Евреям 1:5–14, Евреям 1:6, Евреям 1:7, Евреям 1:8–9, Евреям 1:10–12, Евреям 1:13, Евреям 1:14, Евреям 2:1, Евреям 2:1–4, Евреям 2:2, Евреям 2:3, Евреям 2:4, Евреям 2:5, Евреям 2:5–9, Евреям 2:6, Евреям 2:6–8, Евреям 2:7, Евреям 2:8, Евреям 2:9, Евреям 2:10, Евреям 2:10–18, Евреям 2:11, Евреям 2:12, Евреям 2:13, Евреям 2:14–15, Евреям 2:16, Евреям 2:17–18, Евреям 3:1, Евреям 3:1–6, Евреям 3:2, Евреям 3:3–6, Евреям 3:6, Евреям 3:7–19, Евреям 3:8, Евреям 3:9–10, Евреям 3:11, Евреям 3:12, Евреям 3:12–19, Евреям 3:13, Евреям 3:14, Евреям 3:15, Евреям 3:16–19, Евреям 3:19, Евреям 4:1, Евреям 4:1–2, Евреям 4:2, Евреям 4:3, Евреям 4:4, Евреям 4:5, Евреям 4:6, Евреям 4:7, Евреям 4:8, Евреям 4:9, Евреям 4:10, Евреям 4:11, Евреям 4:12–13, Евреям 4:13, Евреям 4:14, Евреям 4:14–16, Евреям 4:15, Евреям 4:16, Евреям 5:1, Евреям 5:1–10, Евреям 5:2, Евреям 5:3, Евреям 5:4, Евреям 5:5–6, Евреям 5:7, Евреям 5:7–10, Евреям 5:8, Евреям 5:9, Евреям 5:10, Евреям 5:11, Евреям 5:11–6:3, Евреям 5:11–6:20, Евреям 5:12, Евреям 5:14, Евреям 6:1, Евреям 6:1–3, Евреям 6:2, Евреям 6:3, Евреям 6:4, Евреям 6:4–8, Евреям 6:5, Евреям 6:6, Евреям 6:7–8, Евреям 6:9, Евреям 6:9–12, Евреям 6:10, Евреям 6:11, Евреям 6:12, Евреям 6:13–14, Евреям 6:13–20, Евреям 6:15, Евреям 6:16, Евреям 6:17–18, Евреям 6:19–20, Евреям 7:1, Евреям 7:1–10, Евреям 7:1–28, Евреям 7:2, Евреям 7:3, Евреям 7:4, Евреям 7:5–6, Евреям 7:6–7, Евреям 7:8, Евреям 7:9–10, Евреям 7:11, Евреям 7:11–28, Евреям 7:12, Евреям 7:13–14, Евреям 7:15–17, Евреям 7:18, Евреям 7:19, Евреям 7:19–28, Евреям 7:20–21, Евреям 7:22, Евреям 7:23–24, Евреям 7:25, Евреям 7:26–27, Евреям 7:28, Евреям 8:1–2, Евреям 8:1–10:18, Евреям 8:3, Евреям 8:4, Евреям 8:5, Евреям 8:6, Евреям 8:7, Евреям 8:7–13, Евреям 8:8, Евреям 8:9, Евреям 8:10, Евреям 8:11, Евреям 8:12, Евреям 8:13, Евреям 9:1–5, Евреям 9:1–10:18, Евреям 9:2, Евреям 9:3, Евреям 9:4, Евреям 9:5, Евреям 9:6–8, Евреям 9:7, Евреям 9:8, Евреям 9:9, Евреям 9:10, Евреям 9:11, Евреям 9:11–10:18, Евреям 9:12, Евреям 9:13, Евреям 9:14, Евреям 9:15, Евреям 9:16–22, Евреям 9:18–19, Евреям 9:20, Евреям 9:21, Евреям 9:22, Евреям 9:23, Евреям 9:24, Евреям 9:25–26, Евреям 9:26, Евреям 9:27–28, Евреям 10:1, Евреям 10:2, Евреям 10:3, Евреям 10:4, Евреям 10:5, Евреям 10:5–7, Евреям 10:8–10, Евреям 10:11, Евреям 10:11–14, Евреям 10:12–13, Евреям 10:14, Евреям 10:15–17, Евреям 10:18, Евреям 10:19, Евреям 10:19–25, Евреям 10:20, Евреям 10:21, Евреям 10:22, Евреям 10:23, Евреям 10:24, Евреям 10:25, Евреям 10:26–27, Евреям 10:26–31, Евреям 10:28–29, Евреям 10:30–31, Евреям 10:32, Евреям 10:32–39, Евреям 10:33, Евреям 10:34, Евреям 10:35–36, Евреям 10:37–38, Евреям 10:39, Евреям 11:1, Евреям 11:1–40, Евреям 11:2, Евреям 11:3, Евреям 11:4, Евреям 11:5, Евреям 11:6, Евреям 11:7, Евреям 11:8, Евреям 11:9–10, Евреям 11:12, Евреям 11:13, Евреям 11:13–16, Евреям 11:14–16, Евреям 11:17–19, Евреям 11:17–31, Евреям 11:19, Евреям 11:20, Евреям 11:21, Евреям 11:22, Евреям 11:23, Евреям 11:24–25, Евреям 11:26, Евреям 11:27, Евреям 11:28, Евреям 11:29, Евреям 11:30, Евреям 11:31, Евреям 11:32, Евреям 11:32–40, Евреям 11:33, Евреям 11:34, Евреям 11:35, Евреям 11:37, Евреям 11:38, Евреям 11:39–40, Евреям 12:1, Евреям 12:1–17, Евреям 12:2, Евреям 12:3, Евреям 12:4, Евреям 12:5–6, Евреям 12:7–8, Евреям 12:9, Евреям 12:10–11, Евреям 12:12–13, Евреям 12:14, Евреям 12:15, Евреям 12:16, Евреям 12:17, Евреям 12:18, Евреям 12:18–24, Евреям 12:19, Евреям 12:22, Евреям 12:23, Евреям 12:24, Евреям 12:25, Евреям 12:25–29, Евреям 12:26–27, Евреям 12:28–29, Евреям 13:1, Евреям 13:1–6, Евреям 13:2, Евреям 13:3, Евреям 13:4, Евреям 13:5, Евреям 13:6, Евреям 13:7, Евреям 13:7–19, Евреям 13:8, Евреям 13:9–10, Евреям 13:11–12, Евреям 13:13, Евреям 13:14, Евреям 13:15, Евреям 13:15–16, Евреям 13:16, Евреям 13:17, Евреям 13:18–19, Евреям 13:20–21, Евреям 13:22, Евреям 13:23, Евреям 13:24–25</w:t>
       </w:r>
       <w:r>
         <w:rPr>

--- a/rus/docx/58.content.docx
+++ b/rus/docx/58.content.docx
@@ -150,19 +150,6 @@
           <w:lang w:val="ru_RU" w:bidi="ru_RU"/>
         </w:rPr>
         <w:t>HEB</w:t>
-      </w:r>
-      <w:r>
-        <w:rPr>
-          <w:lang w:val="ru_RU" w:bidi="ru_RU"/>
-        </w:rPr>
-      </w:r>
-    </w:p>
-    <w:p>
-      <w:pPr/>
-      <w:r>
-        <w:rPr>
-          <w:lang w:val="ru_RU" w:bidi="ru_RU"/>
-        </w:rPr>
       </w:r>
       <w:r>
         <w:rPr>

--- a/rus/docx/58.content.docx
+++ b/rus/docx/58.content.docx
@@ -19,7 +19,7 @@
         <w:rPr>
           <w:lang w:val="ru_RU" w:bidi="ru_RU"/>
         </w:rPr>
-        <w:t>Resource: Заметки к учебнику (Тиндейл)</w:t>
+        <w:t>Resource: Tyndale Open Study Notes</w:t>
       </w:r>
       <w:r>
         <w:rPr>
@@ -112,7 +112,7 @@
         <w:rPr>
           <w:lang w:val="ru_RU" w:bidi="ru_RU"/>
         </w:rPr>
-        <w:t>Заметки к учебнику (Тиндейл)</w:t>
+        <w:t>Tyndale Open Study Notes</w:t>
       </w:r>
     </w:p>
     <w:p>

--- a/rus/docx/58.content.docx
+++ b/rus/docx/58.content.docx
@@ -19,7 +19,7 @@
         <w:rPr>
           <w:lang w:val="ru_RU" w:bidi="ru_RU"/>
         </w:rPr>
-        <w:t>Resource: Tyndale Open Study Notes</w:t>
+        <w:t>Resource: Aquifer Open Study Notes</w:t>
       </w:r>
       <w:r>
         <w:rPr>
@@ -112,7 +112,7 @@
         <w:rPr>
           <w:lang w:val="ru_RU" w:bidi="ru_RU"/>
         </w:rPr>
-        <w:t>Tyndale Open Study Notes</w:t>
+        <w:t>Aquifer Open Study Notes</w:t>
       </w:r>
     </w:p>
     <w:p>
